--- a/Mecanização agrícola - 2026.docx
+++ b/Mecanização agrícola - 2026.docx
@@ -1,6 +1,6 @@
 
 <file path=word/document.xml><?xml version="1.0" encoding="utf-8"?>
-<w:document xmlns:wpc="http://schemas.microsoft.com/office/word/2010/wordprocessingCanvas" xmlns:cx="http://schemas.microsoft.com/office/drawing/2014/chartex" xmlns:cx1="http://schemas.microsoft.com/office/drawing/2015/9/8/chartex" xmlns:cx2="http://schemas.microsoft.com/office/drawing/2015/10/21/chartex" xmlns:cx3="http://schemas.microsoft.com/office/drawing/2016/5/9/chartex" xmlns:cx4="http://schemas.microsoft.com/office/drawing/2016/5/10/chartex" xmlns:cx5="http://schemas.microsoft.com/office/drawing/2016/5/11/chartex" xmlns:cx6="http://schemas.microsoft.com/office/drawing/2016/5/12/chartex" xmlns:cx7="http://schemas.microsoft.com/office/drawing/2016/5/13/chartex" xmlns:cx8="http://schemas.microsoft.com/office/drawing/2016/5/14/chartex" xmlns:mc="http://schemas.openxmlformats.org/markup-compatibility/2006" xmlns:aink="http://schemas.microsoft.com/office/drawing/2016/ink" xmlns:am3d="http://schemas.microsoft.com/office/drawing/2017/model3d" xmlns:o="urn:schemas-microsoft-com:office:office" xmlns:oel="http://schemas.microsoft.com/office/2019/extlst" xmlns:r="http://schemas.openxmlformats.org/officeDocument/2006/relationships" xmlns:m="http://schemas.openxmlformats.org/officeDocument/2006/math" xmlns:v="urn:schemas-microsoft-com:vml" xmlns:wp14="http://schemas.microsoft.com/office/word/2010/wordprocessingDrawing" xmlns:wp="http://schemas.openxmlformats.org/drawingml/2006/wordprocessingDrawing" xmlns:w10="urn:schemas-microsoft-com:office:word" xmlns:w="http://schemas.openxmlformats.org/wordprocessingml/2006/main" xmlns:w14="http://schemas.microsoft.com/office/word/2010/wordml" xmlns:w15="http://schemas.microsoft.com/office/word/2012/wordml" xmlns:w16cei="http://schemas.microsoft.com/office/word/2026/wordml/cei" xmlns:w16cex="http://schemas.microsoft.com/office/word/2018/wordml/cex" xmlns:w16cid="http://schemas.microsoft.com/office/word/2016/wordml/cid" xmlns:w16="http://schemas.microsoft.com/office/word/2018/wordml" xmlns:w16du="http://schemas.microsoft.com/office/word/2023/wordml/word16du" xmlns:w16sdtdh="http://schemas.microsoft.com/office/word/2020/wordml/sdtdatahash" xmlns:w16sdtfl="http://schemas.microsoft.com/office/word/2024/wordml/sdtformatlock" xmlns:w16se="http://schemas.microsoft.com/office/word/2015/wordml/symex" xmlns:wpg="http://schemas.microsoft.com/office/word/2010/wordprocessingGroup" xmlns:wpi="http://schemas.microsoft.com/office/word/2010/wordprocessingInk" xmlns:wne="http://schemas.microsoft.com/office/word/2006/wordml" xmlns:wps="http://schemas.microsoft.com/office/word/2010/wordprocessingShape" mc:Ignorable="w14 w15 w16se w16cid w16 w16cex w16sdtdh w16sdtfl w16du wp14">
+<w:document xmlns:wpc="http://schemas.microsoft.com/office/word/2010/wordprocessingCanvas" xmlns:cx="http://schemas.microsoft.com/office/drawing/2014/chartex" xmlns:cx1="http://schemas.microsoft.com/office/drawing/2015/9/8/chartex" xmlns:cx2="http://schemas.microsoft.com/office/drawing/2015/10/21/chartex" xmlns:cx3="http://schemas.microsoft.com/office/drawing/2016/5/9/chartex" xmlns:cx4="http://schemas.microsoft.com/office/drawing/2016/5/10/chartex" xmlns:cx5="http://schemas.microsoft.com/office/drawing/2016/5/11/chartex" xmlns:cx6="http://schemas.microsoft.com/office/drawing/2016/5/12/chartex" xmlns:cx7="http://schemas.microsoft.com/office/drawing/2016/5/13/chartex" xmlns:cx8="http://schemas.microsoft.com/office/drawing/2016/5/14/chartex" xmlns:mc="http://schemas.openxmlformats.org/markup-compatibility/2006" xmlns:aink="http://schemas.microsoft.com/office/drawing/2016/ink" xmlns:am3d="http://schemas.microsoft.com/office/drawing/2017/model3d" xmlns:o="urn:schemas-microsoft-com:office:office" xmlns:oel="http://schemas.microsoft.com/office/2019/extlst" xmlns:r="http://schemas.openxmlformats.org/officeDocument/2006/relationships" xmlns:m="http://schemas.openxmlformats.org/officeDocument/2006/math" xmlns:v="urn:schemas-microsoft-com:vml" xmlns:wp14="http://schemas.microsoft.com/office/word/2010/wordprocessingDrawing" xmlns:wp="http://schemas.openxmlformats.org/drawingml/2006/wordprocessingDrawing" xmlns:w10="urn:schemas-microsoft-com:office:word" xmlns:w="http://schemas.openxmlformats.org/wordprocessingml/2006/main" xmlns:w14="http://schemas.microsoft.com/office/word/2010/wordml" xmlns:w15="http://schemas.microsoft.com/office/word/2012/wordml" xmlns:w16cex="http://schemas.microsoft.com/office/word/2018/wordml/cex" xmlns:w16cid="http://schemas.microsoft.com/office/word/2016/wordml/cid" xmlns:w16="http://schemas.microsoft.com/office/word/2018/wordml" xmlns:w16du="http://schemas.microsoft.com/office/word/2023/wordml/word16du" xmlns:w16sdtdh="http://schemas.microsoft.com/office/word/2020/wordml/sdtdatahash" xmlns:w16sdtfl="http://schemas.microsoft.com/office/word/2024/wordml/sdtformatlock" xmlns:w16se="http://schemas.microsoft.com/office/word/2015/wordml/symex" xmlns:wpg="http://schemas.microsoft.com/office/word/2010/wordprocessingGroup" xmlns:wpi="http://schemas.microsoft.com/office/word/2010/wordprocessingInk" xmlns:wne="http://schemas.microsoft.com/office/word/2006/wordml" xmlns:wps="http://schemas.microsoft.com/office/word/2010/wordprocessingShape" mc:Ignorable="w14 w15 w16se w16cid w16 w16cex w16sdtdh w16sdtfl w16du wp14">
   <w:body>
     <w:p>
       <w:pPr>
@@ -670,6 +670,21 @@
             <w:r>
               <w:t>Tratores e seus constituintes</w:t>
             </w:r>
+            <w:r>
+              <w:t xml:space="preserve"> – Parte 1 (</w:t>
+            </w:r>
+            <w:r>
+              <w:t>Tipos, classificações</w:t>
+            </w:r>
+            <w:r>
+              <w:t xml:space="preserve"> e</w:t>
+            </w:r>
+            <w:r>
+              <w:t xml:space="preserve"> transferência de energia</w:t>
+            </w:r>
+            <w:r>
+              <w:t>)</w:t>
+            </w:r>
           </w:p>
         </w:tc>
       </w:tr>
@@ -705,7 +720,28 @@
               <w:jc w:val="both"/>
             </w:pPr>
             <w:r>
-              <w:t>Manutenção de tratores, lastro, bitola e pneus</w:t>
+              <w:t xml:space="preserve">Tratores e seus constituintes </w:t>
+            </w:r>
+            <w:r>
+              <w:t xml:space="preserve">– Parte 2 </w:t>
+            </w:r>
+            <w:r>
+              <w:t>(</w:t>
+            </w:r>
+            <w:r>
+              <w:t>Engrenagens, e</w:t>
+            </w:r>
+            <w:r>
+              <w:t>mbreagem, transmissão</w:t>
+            </w:r>
+            <w:r>
+              <w:t xml:space="preserve"> e</w:t>
+            </w:r>
+            <w:r>
+              <w:t xml:space="preserve"> diferencial</w:t>
+            </w:r>
+            <w:r>
+              <w:t>)</w:t>
             </w:r>
           </w:p>
         </w:tc>
@@ -742,10 +778,31 @@
               <w:jc w:val="both"/>
             </w:pPr>
             <w:r>
-              <w:rPr>
-                <w:b/>
-              </w:rPr>
-              <w:t>Revisão e exercícios</w:t>
+              <w:t>Tratores e seus constituintes</w:t>
+            </w:r>
+            <w:r>
+              <w:t xml:space="preserve"> – Parte 3</w:t>
+            </w:r>
+            <w:r>
+              <w:t xml:space="preserve"> (</w:t>
+            </w:r>
+            <w:r>
+              <w:t>Freios, lastro e bitola</w:t>
+            </w:r>
+            <w:r>
+              <w:t>)</w:t>
+            </w:r>
+            <w:r>
+              <w:t xml:space="preserve"> (</w:t>
+            </w:r>
+            <w:r>
+              <w:rPr>
+                <w:highlight w:val="yellow"/>
+              </w:rPr>
+              <w:t>REPOSIÇÃO</w:t>
+            </w:r>
+            <w:r>
+              <w:t>)</w:t>
             </w:r>
           </w:p>
         </w:tc>
@@ -781,14 +838,15 @@
               <w:spacing w:line="276" w:lineRule="auto"/>
               <w:jc w:val="both"/>
               <w:rPr>
-                <w:b/>
-              </w:rPr>
-            </w:pPr>
-            <w:r>
-              <w:rPr>
-                <w:b/>
-              </w:rPr>
-              <w:t>Avaliação I</w:t>
+                <w:bCs/>
+                <w:u w:val="single"/>
+              </w:rPr>
+            </w:pPr>
+            <w:r>
+              <w:rPr>
+                <w:bCs/>
+              </w:rPr>
+              <w:t>Semana acadêmica (sem aula)</w:t>
             </w:r>
           </w:p>
         </w:tc>
@@ -814,19 +872,7 @@
               <w:rPr>
                 <w:bCs/>
               </w:rPr>
-              <w:t>25</w:t>
-            </w:r>
-            <w:r>
-              <w:rPr>
-                <w:bCs/>
-              </w:rPr>
-              <w:t>/</w:t>
-            </w:r>
-            <w:r>
-              <w:rPr>
-                <w:bCs/>
-              </w:rPr>
-              <w:t>09</w:t>
+              <w:t>25/09</w:t>
             </w:r>
           </w:p>
         </w:tc>
@@ -843,10 +889,10 @@
               </w:rPr>
             </w:pPr>
             <w:r>
-              <w:t xml:space="preserve">Máquinas e implementos para </w:t>
-            </w:r>
-            <w:r>
-              <w:t>o preparo do solo</w:t>
+              <w:rPr>
+                <w:b/>
+              </w:rPr>
+              <w:t>Avaliação I</w:t>
             </w:r>
           </w:p>
         </w:tc>
@@ -866,10 +912,7 @@
               <w:ind w:left="142" w:firstLine="0"/>
             </w:pPr>
             <w:r>
-              <w:t>02</w:t>
-            </w:r>
-            <w:r>
-              <w:t>/10</w:t>
+              <w:t>02/10</w:t>
             </w:r>
           </w:p>
         </w:tc>
@@ -886,7 +929,7 @@
               </w:rPr>
             </w:pPr>
             <w:r>
-              <w:t>Máquinas e implementos para a semeadura, o plantio e transplantio</w:t>
+              <w:t>Máquinas e implementos para o preparo do solo</w:t>
             </w:r>
           </w:p>
         </w:tc>
@@ -906,10 +949,7 @@
               <w:ind w:left="142" w:firstLine="0"/>
             </w:pPr>
             <w:r>
-              <w:t>09</w:t>
-            </w:r>
-            <w:r>
-              <w:t>/10</w:t>
+              <w:t>09/10</w:t>
             </w:r>
           </w:p>
         </w:tc>
@@ -923,7 +963,7 @@
               <w:jc w:val="both"/>
             </w:pPr>
             <w:r>
-              <w:t>Máquinas e implementos para os tratos culturais</w:t>
+              <w:t>Máquinas e implementos para a semeadura, o plantio e transplantio</w:t>
             </w:r>
           </w:p>
         </w:tc>
@@ -943,13 +983,7 @@
               <w:ind w:left="142" w:firstLine="0"/>
             </w:pPr>
             <w:r>
-              <w:t>23</w:t>
-            </w:r>
-            <w:r>
-              <w:t>/</w:t>
-            </w:r>
-            <w:r>
-              <w:t>10</w:t>
+              <w:t>23/10</w:t>
             </w:r>
           </w:p>
         </w:tc>
@@ -963,10 +997,7 @@
               <w:jc w:val="both"/>
             </w:pPr>
             <w:r>
-              <w:t xml:space="preserve">Máquinas e implementos </w:t>
-            </w:r>
-            <w:r>
-              <w:t>para a colheita</w:t>
+              <w:t>Máquinas e implementos para os tratos culturais</w:t>
             </w:r>
           </w:p>
         </w:tc>
@@ -986,13 +1017,7 @@
               <w:ind w:left="142" w:firstLine="0"/>
             </w:pPr>
             <w:r>
-              <w:t>30</w:t>
-            </w:r>
-            <w:r>
-              <w:t>/1</w:t>
-            </w:r>
-            <w:r>
-              <w:t>0</w:t>
+              <w:t>30/10</w:t>
             </w:r>
           </w:p>
         </w:tc>
@@ -1009,10 +1034,7 @@
               </w:rPr>
             </w:pPr>
             <w:r>
-              <w:rPr>
-                <w:bCs/>
-              </w:rPr>
-              <w:t>Regulagem de máquinas e implementos agrícolas</w:t>
+              <w:t>Máquinas e implementos para a colheita</w:t>
             </w:r>
           </w:p>
         </w:tc>
@@ -1032,10 +1054,7 @@
               <w:ind w:left="142" w:firstLine="0"/>
             </w:pPr>
             <w:r>
-              <w:t>06</w:t>
-            </w:r>
-            <w:r>
-              <w:t>/11</w:t>
+              <w:t>06/11</w:t>
             </w:r>
           </w:p>
         </w:tc>
@@ -1054,10 +1073,15 @@
             </w:pPr>
             <w:r>
               <w:rPr>
-                <w:b/>
                 <w:bCs/>
               </w:rPr>
-              <w:t>Avaliação II</w:t>
+              <w:t>Revisão e exercícios sobre r</w:t>
+            </w:r>
+            <w:r>
+              <w:rPr>
+                <w:bCs/>
+              </w:rPr>
+              <w:t>egulagem de máquinas e implementos agrícolas</w:t>
             </w:r>
           </w:p>
         </w:tc>
@@ -1077,10 +1101,7 @@
               <w:ind w:left="142" w:firstLine="0"/>
             </w:pPr>
             <w:r>
-              <w:t>13</w:t>
-            </w:r>
-            <w:r>
-              <w:t>/11</w:t>
+              <w:t>13/11</w:t>
             </w:r>
           </w:p>
         </w:tc>
@@ -1094,7 +1115,11 @@
               <w:jc w:val="both"/>
             </w:pPr>
             <w:r>
-              <w:t>Planejamento e custos de sistemas mecanizados</w:t>
+              <w:rPr>
+                <w:b/>
+                <w:bCs/>
+              </w:rPr>
+              <w:t>Avaliação II</w:t>
             </w:r>
           </w:p>
         </w:tc>
@@ -1114,13 +1139,7 @@
               <w:ind w:left="142" w:firstLine="0"/>
             </w:pPr>
             <w:r>
-              <w:t>27</w:t>
-            </w:r>
-            <w:r>
-              <w:t>/1</w:t>
-            </w:r>
-            <w:r>
-              <w:t>1</w:t>
+              <w:t>27/11</w:t>
             </w:r>
           </w:p>
         </w:tc>
@@ -1134,7 +1153,7 @@
               <w:jc w:val="both"/>
             </w:pPr>
             <w:r>
-              <w:t>Apresentação de seminários</w:t>
+              <w:t>Planejamento e custos de sistemas mecanizados</w:t>
             </w:r>
           </w:p>
         </w:tc>
@@ -1194,19 +1213,7 @@
               <w:rPr>
                 <w:bCs/>
               </w:rPr>
-              <w:t>1</w:t>
-            </w:r>
-            <w:r>
-              <w:rPr>
-                <w:bCs/>
-              </w:rPr>
-              <w:t>1</w:t>
-            </w:r>
-            <w:r>
-              <w:rPr>
-                <w:bCs/>
-              </w:rPr>
-              <w:t>/12</w:t>
+              <w:t>11/12</w:t>
             </w:r>
           </w:p>
         </w:tc>
@@ -2807,7 +2814,7 @@
 </file>
 
 <file path=word/endnotes.xml><?xml version="1.0" encoding="utf-8"?>
-<w:endnotes xmlns:wpc="http://schemas.microsoft.com/office/word/2010/wordprocessingCanvas" xmlns:cx="http://schemas.microsoft.com/office/drawing/2014/chartex" xmlns:cx1="http://schemas.microsoft.com/office/drawing/2015/9/8/chartex" xmlns:cx2="http://schemas.microsoft.com/office/drawing/2015/10/21/chartex" xmlns:cx3="http://schemas.microsoft.com/office/drawing/2016/5/9/chartex" xmlns:cx4="http://schemas.microsoft.com/office/drawing/2016/5/10/chartex" xmlns:cx5="http://schemas.microsoft.com/office/drawing/2016/5/11/chartex" xmlns:cx6="http://schemas.microsoft.com/office/drawing/2016/5/12/chartex" xmlns:cx7="http://schemas.microsoft.com/office/drawing/2016/5/13/chartex" xmlns:cx8="http://schemas.microsoft.com/office/drawing/2016/5/14/chartex" xmlns:mc="http://schemas.openxmlformats.org/markup-compatibility/2006" xmlns:aink="http://schemas.microsoft.com/office/drawing/2016/ink" xmlns:am3d="http://schemas.microsoft.com/office/drawing/2017/model3d" xmlns:o="urn:schemas-microsoft-com:office:office" xmlns:oel="http://schemas.microsoft.com/office/2019/extlst" xmlns:r="http://schemas.openxmlformats.org/officeDocument/2006/relationships" xmlns:m="http://schemas.openxmlformats.org/officeDocument/2006/math" xmlns:v="urn:schemas-microsoft-com:vml" xmlns:wp14="http://schemas.microsoft.com/office/word/2010/wordprocessingDrawing" xmlns:wp="http://schemas.openxmlformats.org/drawingml/2006/wordprocessingDrawing" xmlns:w10="urn:schemas-microsoft-com:office:word" xmlns:w="http://schemas.openxmlformats.org/wordprocessingml/2006/main" xmlns:w14="http://schemas.microsoft.com/office/word/2010/wordml" xmlns:w15="http://schemas.microsoft.com/office/word/2012/wordml" xmlns:w16cei="http://schemas.microsoft.com/office/word/2026/wordml/cei" xmlns:w16cex="http://schemas.microsoft.com/office/word/2018/wordml/cex" xmlns:w16cid="http://schemas.microsoft.com/office/word/2016/wordml/cid" xmlns:w16="http://schemas.microsoft.com/office/word/2018/wordml" xmlns:w16du="http://schemas.microsoft.com/office/word/2023/wordml/word16du" xmlns:w16sdtdh="http://schemas.microsoft.com/office/word/2020/wordml/sdtdatahash" xmlns:w16sdtfl="http://schemas.microsoft.com/office/word/2024/wordml/sdtformatlock" xmlns:w16se="http://schemas.microsoft.com/office/word/2015/wordml/symex" xmlns:wpg="http://schemas.microsoft.com/office/word/2010/wordprocessingGroup" xmlns:wpi="http://schemas.microsoft.com/office/word/2010/wordprocessingInk" xmlns:wne="http://schemas.microsoft.com/office/word/2006/wordml" xmlns:wps="http://schemas.microsoft.com/office/word/2010/wordprocessingShape" mc:Ignorable="w14 w15 w16se w16cid w16 w16cex w16sdtdh w16sdtfl w16du wp14">
+<w:endnotes xmlns:wpc="http://schemas.microsoft.com/office/word/2010/wordprocessingCanvas" xmlns:cx="http://schemas.microsoft.com/office/drawing/2014/chartex" xmlns:cx1="http://schemas.microsoft.com/office/drawing/2015/9/8/chartex" xmlns:cx2="http://schemas.microsoft.com/office/drawing/2015/10/21/chartex" xmlns:cx3="http://schemas.microsoft.com/office/drawing/2016/5/9/chartex" xmlns:cx4="http://schemas.microsoft.com/office/drawing/2016/5/10/chartex" xmlns:cx5="http://schemas.microsoft.com/office/drawing/2016/5/11/chartex" xmlns:cx6="http://schemas.microsoft.com/office/drawing/2016/5/12/chartex" xmlns:cx7="http://schemas.microsoft.com/office/drawing/2016/5/13/chartex" xmlns:cx8="http://schemas.microsoft.com/office/drawing/2016/5/14/chartex" xmlns:mc="http://schemas.openxmlformats.org/markup-compatibility/2006" xmlns:aink="http://schemas.microsoft.com/office/drawing/2016/ink" xmlns:am3d="http://schemas.microsoft.com/office/drawing/2017/model3d" xmlns:o="urn:schemas-microsoft-com:office:office" xmlns:oel="http://schemas.microsoft.com/office/2019/extlst" xmlns:r="http://schemas.openxmlformats.org/officeDocument/2006/relationships" xmlns:m="http://schemas.openxmlformats.org/officeDocument/2006/math" xmlns:v="urn:schemas-microsoft-com:vml" xmlns:wp14="http://schemas.microsoft.com/office/word/2010/wordprocessingDrawing" xmlns:wp="http://schemas.openxmlformats.org/drawingml/2006/wordprocessingDrawing" xmlns:w10="urn:schemas-microsoft-com:office:word" xmlns:w="http://schemas.openxmlformats.org/wordprocessingml/2006/main" xmlns:w14="http://schemas.microsoft.com/office/word/2010/wordml" xmlns:w15="http://schemas.microsoft.com/office/word/2012/wordml" xmlns:w16cex="http://schemas.microsoft.com/office/word/2018/wordml/cex" xmlns:w16cid="http://schemas.microsoft.com/office/word/2016/wordml/cid" xmlns:w16="http://schemas.microsoft.com/office/word/2018/wordml" xmlns:w16du="http://schemas.microsoft.com/office/word/2023/wordml/word16du" xmlns:w16sdtdh="http://schemas.microsoft.com/office/word/2020/wordml/sdtdatahash" xmlns:w16sdtfl="http://schemas.microsoft.com/office/word/2024/wordml/sdtformatlock" xmlns:w16se="http://schemas.microsoft.com/office/word/2015/wordml/symex" xmlns:wpg="http://schemas.microsoft.com/office/word/2010/wordprocessingGroup" xmlns:wpi="http://schemas.microsoft.com/office/word/2010/wordprocessingInk" xmlns:wne="http://schemas.microsoft.com/office/word/2006/wordml" xmlns:wps="http://schemas.microsoft.com/office/word/2010/wordprocessingShape" mc:Ignorable="w14 w15 w16se w16cid w16 w16cex w16sdtdh w16sdtfl w16du wp14">
   <w:endnote w:type="separator" w:id="-1">
     <w:p>
       <w:r>
@@ -2826,7 +2833,7 @@
 </file>
 
 <file path=word/footer1.xml><?xml version="1.0" encoding="utf-8"?>
-<w:ftr xmlns:wpc="http://schemas.microsoft.com/office/word/2010/wordprocessingCanvas" xmlns:cx="http://schemas.microsoft.com/office/drawing/2014/chartex" xmlns:cx1="http://schemas.microsoft.com/office/drawing/2015/9/8/chartex" xmlns:cx2="http://schemas.microsoft.com/office/drawing/2015/10/21/chartex" xmlns:cx3="http://schemas.microsoft.com/office/drawing/2016/5/9/chartex" xmlns:cx4="http://schemas.microsoft.com/office/drawing/2016/5/10/chartex" xmlns:cx5="http://schemas.microsoft.com/office/drawing/2016/5/11/chartex" xmlns:cx6="http://schemas.microsoft.com/office/drawing/2016/5/12/chartex" xmlns:cx7="http://schemas.microsoft.com/office/drawing/2016/5/13/chartex" xmlns:cx8="http://schemas.microsoft.com/office/drawing/2016/5/14/chartex" xmlns:mc="http://schemas.openxmlformats.org/markup-compatibility/2006" xmlns:aink="http://schemas.microsoft.com/office/drawing/2016/ink" xmlns:am3d="http://schemas.microsoft.com/office/drawing/2017/model3d" xmlns:o="urn:schemas-microsoft-com:office:office" xmlns:oel="http://schemas.microsoft.com/office/2019/extlst" xmlns:r="http://schemas.openxmlformats.org/officeDocument/2006/relationships" xmlns:m="http://schemas.openxmlformats.org/officeDocument/2006/math" xmlns:v="urn:schemas-microsoft-com:vml" xmlns:wp14="http://schemas.microsoft.com/office/word/2010/wordprocessingDrawing" xmlns:wp="http://schemas.openxmlformats.org/drawingml/2006/wordprocessingDrawing" xmlns:w10="urn:schemas-microsoft-com:office:word" xmlns:w="http://schemas.openxmlformats.org/wordprocessingml/2006/main" xmlns:w14="http://schemas.microsoft.com/office/word/2010/wordml" xmlns:w15="http://schemas.microsoft.com/office/word/2012/wordml" xmlns:w16cei="http://schemas.microsoft.com/office/word/2026/wordml/cei" xmlns:w16cex="http://schemas.microsoft.com/office/word/2018/wordml/cex" xmlns:w16cid="http://schemas.microsoft.com/office/word/2016/wordml/cid" xmlns:w16="http://schemas.microsoft.com/office/word/2018/wordml" xmlns:w16du="http://schemas.microsoft.com/office/word/2023/wordml/word16du" xmlns:w16sdtdh="http://schemas.microsoft.com/office/word/2020/wordml/sdtdatahash" xmlns:w16sdtfl="http://schemas.microsoft.com/office/word/2024/wordml/sdtformatlock" xmlns:w16se="http://schemas.microsoft.com/office/word/2015/wordml/symex" xmlns:wpg="http://schemas.microsoft.com/office/word/2010/wordprocessingGroup" xmlns:wpi="http://schemas.microsoft.com/office/word/2010/wordprocessingInk" xmlns:wne="http://schemas.microsoft.com/office/word/2006/wordml" xmlns:wps="http://schemas.microsoft.com/office/word/2010/wordprocessingShape" mc:Ignorable="w14 w15 w16se w16cid w16 w16cex w16sdtdh w16sdtfl w16du wp14">
+<w:ftr xmlns:wpc="http://schemas.microsoft.com/office/word/2010/wordprocessingCanvas" xmlns:cx="http://schemas.microsoft.com/office/drawing/2014/chartex" xmlns:cx1="http://schemas.microsoft.com/office/drawing/2015/9/8/chartex" xmlns:cx2="http://schemas.microsoft.com/office/drawing/2015/10/21/chartex" xmlns:cx3="http://schemas.microsoft.com/office/drawing/2016/5/9/chartex" xmlns:cx4="http://schemas.microsoft.com/office/drawing/2016/5/10/chartex" xmlns:cx5="http://schemas.microsoft.com/office/drawing/2016/5/11/chartex" xmlns:cx6="http://schemas.microsoft.com/office/drawing/2016/5/12/chartex" xmlns:cx7="http://schemas.microsoft.com/office/drawing/2016/5/13/chartex" xmlns:cx8="http://schemas.microsoft.com/office/drawing/2016/5/14/chartex" xmlns:mc="http://schemas.openxmlformats.org/markup-compatibility/2006" xmlns:aink="http://schemas.microsoft.com/office/drawing/2016/ink" xmlns:am3d="http://schemas.microsoft.com/office/drawing/2017/model3d" xmlns:o="urn:schemas-microsoft-com:office:office" xmlns:oel="http://schemas.microsoft.com/office/2019/extlst" xmlns:r="http://schemas.openxmlformats.org/officeDocument/2006/relationships" xmlns:m="http://schemas.openxmlformats.org/officeDocument/2006/math" xmlns:v="urn:schemas-microsoft-com:vml" xmlns:wp14="http://schemas.microsoft.com/office/word/2010/wordprocessingDrawing" xmlns:wp="http://schemas.openxmlformats.org/drawingml/2006/wordprocessingDrawing" xmlns:w10="urn:schemas-microsoft-com:office:word" xmlns:w="http://schemas.openxmlformats.org/wordprocessingml/2006/main" xmlns:w14="http://schemas.microsoft.com/office/word/2010/wordml" xmlns:w15="http://schemas.microsoft.com/office/word/2012/wordml" xmlns:w16cex="http://schemas.microsoft.com/office/word/2018/wordml/cex" xmlns:w16cid="http://schemas.microsoft.com/office/word/2016/wordml/cid" xmlns:w16="http://schemas.microsoft.com/office/word/2018/wordml" xmlns:w16du="http://schemas.microsoft.com/office/word/2023/wordml/word16du" xmlns:w16sdtdh="http://schemas.microsoft.com/office/word/2020/wordml/sdtdatahash" xmlns:w16sdtfl="http://schemas.microsoft.com/office/word/2024/wordml/sdtformatlock" xmlns:w16se="http://schemas.microsoft.com/office/word/2015/wordml/symex" xmlns:wpg="http://schemas.microsoft.com/office/word/2010/wordprocessingGroup" xmlns:wpi="http://schemas.microsoft.com/office/word/2010/wordprocessingInk" xmlns:wne="http://schemas.microsoft.com/office/word/2006/wordml" xmlns:wps="http://schemas.microsoft.com/office/word/2010/wordprocessingShape" mc:Ignorable="w14 w15 w16se w16cid w16 w16cex w16sdtdh w16sdtfl w16du wp14">
   <w:p>
     <w:pPr>
       <w:autoSpaceDE w:val="0"/>
@@ -2880,7 +2887,7 @@
 </file>
 
 <file path=word/footnotes.xml><?xml version="1.0" encoding="utf-8"?>
-<w:footnotes xmlns:wpc="http://schemas.microsoft.com/office/word/2010/wordprocessingCanvas" xmlns:cx="http://schemas.microsoft.com/office/drawing/2014/chartex" xmlns:cx1="http://schemas.microsoft.com/office/drawing/2015/9/8/chartex" xmlns:cx2="http://schemas.microsoft.com/office/drawing/2015/10/21/chartex" xmlns:cx3="http://schemas.microsoft.com/office/drawing/2016/5/9/chartex" xmlns:cx4="http://schemas.microsoft.com/office/drawing/2016/5/10/chartex" xmlns:cx5="http://schemas.microsoft.com/office/drawing/2016/5/11/chartex" xmlns:cx6="http://schemas.microsoft.com/office/drawing/2016/5/12/chartex" xmlns:cx7="http://schemas.microsoft.com/office/drawing/2016/5/13/chartex" xmlns:cx8="http://schemas.microsoft.com/office/drawing/2016/5/14/chartex" xmlns:mc="http://schemas.openxmlformats.org/markup-compatibility/2006" xmlns:aink="http://schemas.microsoft.com/office/drawing/2016/ink" xmlns:am3d="http://schemas.microsoft.com/office/drawing/2017/model3d" xmlns:o="urn:schemas-microsoft-com:office:office" xmlns:oel="http://schemas.microsoft.com/office/2019/extlst" xmlns:r="http://schemas.openxmlformats.org/officeDocument/2006/relationships" xmlns:m="http://schemas.openxmlformats.org/officeDocument/2006/math" xmlns:v="urn:schemas-microsoft-com:vml" xmlns:wp14="http://schemas.microsoft.com/office/word/2010/wordprocessingDrawing" xmlns:wp="http://schemas.openxmlformats.org/drawingml/2006/wordprocessingDrawing" xmlns:w10="urn:schemas-microsoft-com:office:word" xmlns:w="http://schemas.openxmlformats.org/wordprocessingml/2006/main" xmlns:w14="http://schemas.microsoft.com/office/word/2010/wordml" xmlns:w15="http://schemas.microsoft.com/office/word/2012/wordml" xmlns:w16cei="http://schemas.microsoft.com/office/word/2026/wordml/cei" xmlns:w16cex="http://schemas.microsoft.com/office/word/2018/wordml/cex" xmlns:w16cid="http://schemas.microsoft.com/office/word/2016/wordml/cid" xmlns:w16="http://schemas.microsoft.com/office/word/2018/wordml" xmlns:w16du="http://schemas.microsoft.com/office/word/2023/wordml/word16du" xmlns:w16sdtdh="http://schemas.microsoft.com/office/word/2020/wordml/sdtdatahash" xmlns:w16sdtfl="http://schemas.microsoft.com/office/word/2024/wordml/sdtformatlock" xmlns:w16se="http://schemas.microsoft.com/office/word/2015/wordml/symex" xmlns:wpg="http://schemas.microsoft.com/office/word/2010/wordprocessingGroup" xmlns:wpi="http://schemas.microsoft.com/office/word/2010/wordprocessingInk" xmlns:wne="http://schemas.microsoft.com/office/word/2006/wordml" xmlns:wps="http://schemas.microsoft.com/office/word/2010/wordprocessingShape" mc:Ignorable="w14 w15 w16se w16cid w16 w16cex w16sdtdh w16sdtfl w16du wp14">
+<w:footnotes xmlns:wpc="http://schemas.microsoft.com/office/word/2010/wordprocessingCanvas" xmlns:cx="http://schemas.microsoft.com/office/drawing/2014/chartex" xmlns:cx1="http://schemas.microsoft.com/office/drawing/2015/9/8/chartex" xmlns:cx2="http://schemas.microsoft.com/office/drawing/2015/10/21/chartex" xmlns:cx3="http://schemas.microsoft.com/office/drawing/2016/5/9/chartex" xmlns:cx4="http://schemas.microsoft.com/office/drawing/2016/5/10/chartex" xmlns:cx5="http://schemas.microsoft.com/office/drawing/2016/5/11/chartex" xmlns:cx6="http://schemas.microsoft.com/office/drawing/2016/5/12/chartex" xmlns:cx7="http://schemas.microsoft.com/office/drawing/2016/5/13/chartex" xmlns:cx8="http://schemas.microsoft.com/office/drawing/2016/5/14/chartex" xmlns:mc="http://schemas.openxmlformats.org/markup-compatibility/2006" xmlns:aink="http://schemas.microsoft.com/office/drawing/2016/ink" xmlns:am3d="http://schemas.microsoft.com/office/drawing/2017/model3d" xmlns:o="urn:schemas-microsoft-com:office:office" xmlns:oel="http://schemas.microsoft.com/office/2019/extlst" xmlns:r="http://schemas.openxmlformats.org/officeDocument/2006/relationships" xmlns:m="http://schemas.openxmlformats.org/officeDocument/2006/math" xmlns:v="urn:schemas-microsoft-com:vml" xmlns:wp14="http://schemas.microsoft.com/office/word/2010/wordprocessingDrawing" xmlns:wp="http://schemas.openxmlformats.org/drawingml/2006/wordprocessingDrawing" xmlns:w10="urn:schemas-microsoft-com:office:word" xmlns:w="http://schemas.openxmlformats.org/wordprocessingml/2006/main" xmlns:w14="http://schemas.microsoft.com/office/word/2010/wordml" xmlns:w15="http://schemas.microsoft.com/office/word/2012/wordml" xmlns:w16cex="http://schemas.microsoft.com/office/word/2018/wordml/cex" xmlns:w16cid="http://schemas.microsoft.com/office/word/2016/wordml/cid" xmlns:w16="http://schemas.microsoft.com/office/word/2018/wordml" xmlns:w16du="http://schemas.microsoft.com/office/word/2023/wordml/word16du" xmlns:w16sdtdh="http://schemas.microsoft.com/office/word/2020/wordml/sdtdatahash" xmlns:w16sdtfl="http://schemas.microsoft.com/office/word/2024/wordml/sdtformatlock" xmlns:w16se="http://schemas.microsoft.com/office/word/2015/wordml/symex" xmlns:wpg="http://schemas.microsoft.com/office/word/2010/wordprocessingGroup" xmlns:wpi="http://schemas.microsoft.com/office/word/2010/wordprocessingInk" xmlns:wne="http://schemas.microsoft.com/office/word/2006/wordml" xmlns:wps="http://schemas.microsoft.com/office/word/2010/wordprocessingShape" mc:Ignorable="w14 w15 w16se w16cid w16 w16cex w16sdtdh w16sdtfl w16du wp14">
   <w:footnote w:type="separator" w:id="-1">
     <w:p>
       <w:r>
@@ -2899,7 +2906,7 @@
 </file>
 
 <file path=word/header1.xml><?xml version="1.0" encoding="utf-8"?>
-<w:hdr xmlns:wpc="http://schemas.microsoft.com/office/word/2010/wordprocessingCanvas" xmlns:cx="http://schemas.microsoft.com/office/drawing/2014/chartex" xmlns:cx1="http://schemas.microsoft.com/office/drawing/2015/9/8/chartex" xmlns:cx2="http://schemas.microsoft.com/office/drawing/2015/10/21/chartex" xmlns:cx3="http://schemas.microsoft.com/office/drawing/2016/5/9/chartex" xmlns:cx4="http://schemas.microsoft.com/office/drawing/2016/5/10/chartex" xmlns:cx5="http://schemas.microsoft.com/office/drawing/2016/5/11/chartex" xmlns:cx6="http://schemas.microsoft.com/office/drawing/2016/5/12/chartex" xmlns:cx7="http://schemas.microsoft.com/office/drawing/2016/5/13/chartex" xmlns:cx8="http://schemas.microsoft.com/office/drawing/2016/5/14/chartex" xmlns:mc="http://schemas.openxmlformats.org/markup-compatibility/2006" xmlns:aink="http://schemas.microsoft.com/office/drawing/2016/ink" xmlns:am3d="http://schemas.microsoft.com/office/drawing/2017/model3d" xmlns:o="urn:schemas-microsoft-com:office:office" xmlns:oel="http://schemas.microsoft.com/office/2019/extlst" xmlns:r="http://schemas.openxmlformats.org/officeDocument/2006/relationships" xmlns:m="http://schemas.openxmlformats.org/officeDocument/2006/math" xmlns:v="urn:schemas-microsoft-com:vml" xmlns:wp14="http://schemas.microsoft.com/office/word/2010/wordprocessingDrawing" xmlns:wp="http://schemas.openxmlformats.org/drawingml/2006/wordprocessingDrawing" xmlns:w10="urn:schemas-microsoft-com:office:word" xmlns:w="http://schemas.openxmlformats.org/wordprocessingml/2006/main" xmlns:w14="http://schemas.microsoft.com/office/word/2010/wordml" xmlns:w15="http://schemas.microsoft.com/office/word/2012/wordml" xmlns:w16cei="http://schemas.microsoft.com/office/word/2026/wordml/cei" xmlns:w16cex="http://schemas.microsoft.com/office/word/2018/wordml/cex" xmlns:w16cid="http://schemas.microsoft.com/office/word/2016/wordml/cid" xmlns:w16="http://schemas.microsoft.com/office/word/2018/wordml" xmlns:w16du="http://schemas.microsoft.com/office/word/2023/wordml/word16du" xmlns:w16sdtdh="http://schemas.microsoft.com/office/word/2020/wordml/sdtdatahash" xmlns:w16sdtfl="http://schemas.microsoft.com/office/word/2024/wordml/sdtformatlock" xmlns:w16se="http://schemas.microsoft.com/office/word/2015/wordml/symex" xmlns:wpg="http://schemas.microsoft.com/office/word/2010/wordprocessingGroup" xmlns:wpi="http://schemas.microsoft.com/office/word/2010/wordprocessingInk" xmlns:wne="http://schemas.microsoft.com/office/word/2006/wordml" xmlns:wps="http://schemas.microsoft.com/office/word/2010/wordprocessingShape" mc:Ignorable="w14 w15 w16se w16cid w16 w16cex w16sdtdh w16sdtfl w16du wp14">
+<w:hdr xmlns:wpc="http://schemas.microsoft.com/office/word/2010/wordprocessingCanvas" xmlns:cx="http://schemas.microsoft.com/office/drawing/2014/chartex" xmlns:cx1="http://schemas.microsoft.com/office/drawing/2015/9/8/chartex" xmlns:cx2="http://schemas.microsoft.com/office/drawing/2015/10/21/chartex" xmlns:cx3="http://schemas.microsoft.com/office/drawing/2016/5/9/chartex" xmlns:cx4="http://schemas.microsoft.com/office/drawing/2016/5/10/chartex" xmlns:cx5="http://schemas.microsoft.com/office/drawing/2016/5/11/chartex" xmlns:cx6="http://schemas.microsoft.com/office/drawing/2016/5/12/chartex" xmlns:cx7="http://schemas.microsoft.com/office/drawing/2016/5/13/chartex" xmlns:cx8="http://schemas.microsoft.com/office/drawing/2016/5/14/chartex" xmlns:mc="http://schemas.openxmlformats.org/markup-compatibility/2006" xmlns:aink="http://schemas.microsoft.com/office/drawing/2016/ink" xmlns:am3d="http://schemas.microsoft.com/office/drawing/2017/model3d" xmlns:o="urn:schemas-microsoft-com:office:office" xmlns:oel="http://schemas.microsoft.com/office/2019/extlst" xmlns:r="http://schemas.openxmlformats.org/officeDocument/2006/relationships" xmlns:m="http://schemas.openxmlformats.org/officeDocument/2006/math" xmlns:v="urn:schemas-microsoft-com:vml" xmlns:wp14="http://schemas.microsoft.com/office/word/2010/wordprocessingDrawing" xmlns:wp="http://schemas.openxmlformats.org/drawingml/2006/wordprocessingDrawing" xmlns:w10="urn:schemas-microsoft-com:office:word" xmlns:w="http://schemas.openxmlformats.org/wordprocessingml/2006/main" xmlns:w14="http://schemas.microsoft.com/office/word/2010/wordml" xmlns:w15="http://schemas.microsoft.com/office/word/2012/wordml" xmlns:w16cex="http://schemas.microsoft.com/office/word/2018/wordml/cex" xmlns:w16cid="http://schemas.microsoft.com/office/word/2016/wordml/cid" xmlns:w16="http://schemas.microsoft.com/office/word/2018/wordml" xmlns:w16du="http://schemas.microsoft.com/office/word/2023/wordml/word16du" xmlns:w16sdtdh="http://schemas.microsoft.com/office/word/2020/wordml/sdtdatahash" xmlns:w16sdtfl="http://schemas.microsoft.com/office/word/2024/wordml/sdtformatlock" xmlns:w16se="http://schemas.microsoft.com/office/word/2015/wordml/symex" xmlns:wpg="http://schemas.microsoft.com/office/word/2010/wordprocessingGroup" xmlns:wpi="http://schemas.microsoft.com/office/word/2010/wordprocessingInk" xmlns:wne="http://schemas.microsoft.com/office/word/2006/wordml" xmlns:wps="http://schemas.microsoft.com/office/word/2010/wordprocessingShape" mc:Ignorable="w14 w15 w16se w16cid w16 w16cex w16sdtdh w16sdtfl w16du wp14">
   <w:p>
     <w:pPr>
       <w:pStyle w:val="Cabealho"/>
@@ -2940,7 +2947,7 @@
 </file>
 
 <file path=word/numbering.xml><?xml version="1.0" encoding="utf-8"?>
-<w:numbering xmlns:wpc="http://schemas.microsoft.com/office/word/2010/wordprocessingCanvas" xmlns:cx="http://schemas.microsoft.com/office/drawing/2014/chartex" xmlns:cx1="http://schemas.microsoft.com/office/drawing/2015/9/8/chartex" xmlns:cx2="http://schemas.microsoft.com/office/drawing/2015/10/21/chartex" xmlns:cx3="http://schemas.microsoft.com/office/drawing/2016/5/9/chartex" xmlns:cx4="http://schemas.microsoft.com/office/drawing/2016/5/10/chartex" xmlns:cx5="http://schemas.microsoft.com/office/drawing/2016/5/11/chartex" xmlns:cx6="http://schemas.microsoft.com/office/drawing/2016/5/12/chartex" xmlns:cx7="http://schemas.microsoft.com/office/drawing/2016/5/13/chartex" xmlns:cx8="http://schemas.microsoft.com/office/drawing/2016/5/14/chartex" xmlns:mc="http://schemas.openxmlformats.org/markup-compatibility/2006" xmlns:aink="http://schemas.microsoft.com/office/drawing/2016/ink" xmlns:am3d="http://schemas.microsoft.com/office/drawing/2017/model3d" xmlns:o="urn:schemas-microsoft-com:office:office" xmlns:oel="http://schemas.microsoft.com/office/2019/extlst" xmlns:r="http://schemas.openxmlformats.org/officeDocument/2006/relationships" xmlns:m="http://schemas.openxmlformats.org/officeDocument/2006/math" xmlns:v="urn:schemas-microsoft-com:vml" xmlns:wp14="http://schemas.microsoft.com/office/word/2010/wordprocessingDrawing" xmlns:wp="http://schemas.openxmlformats.org/drawingml/2006/wordprocessingDrawing" xmlns:w10="urn:schemas-microsoft-com:office:word" xmlns:w="http://schemas.openxmlformats.org/wordprocessingml/2006/main" xmlns:w14="http://schemas.microsoft.com/office/word/2010/wordml" xmlns:w15="http://schemas.microsoft.com/office/word/2012/wordml" xmlns:w16cei="http://schemas.microsoft.com/office/word/2026/wordml/cei" xmlns:w16cex="http://schemas.microsoft.com/office/word/2018/wordml/cex" xmlns:w16cid="http://schemas.microsoft.com/office/word/2016/wordml/cid" xmlns:w16="http://schemas.microsoft.com/office/word/2018/wordml" xmlns:w16du="http://schemas.microsoft.com/office/word/2023/wordml/word16du" xmlns:w16sdtdh="http://schemas.microsoft.com/office/word/2020/wordml/sdtdatahash" xmlns:w16sdtfl="http://schemas.microsoft.com/office/word/2024/wordml/sdtformatlock" xmlns:w16se="http://schemas.microsoft.com/office/word/2015/wordml/symex" xmlns:wpg="http://schemas.microsoft.com/office/word/2010/wordprocessingGroup" xmlns:wpi="http://schemas.microsoft.com/office/word/2010/wordprocessingInk" xmlns:wne="http://schemas.microsoft.com/office/word/2006/wordml" xmlns:wps="http://schemas.microsoft.com/office/word/2010/wordprocessingShape" mc:Ignorable="w14 w15 w16se w16cid w16 w16cex w16sdtdh w16sdtfl w16du wp14">
+<w:numbering xmlns:wpc="http://schemas.microsoft.com/office/word/2010/wordprocessingCanvas" xmlns:cx="http://schemas.microsoft.com/office/drawing/2014/chartex" xmlns:cx1="http://schemas.microsoft.com/office/drawing/2015/9/8/chartex" xmlns:cx2="http://schemas.microsoft.com/office/drawing/2015/10/21/chartex" xmlns:cx3="http://schemas.microsoft.com/office/drawing/2016/5/9/chartex" xmlns:cx4="http://schemas.microsoft.com/office/drawing/2016/5/10/chartex" xmlns:cx5="http://schemas.microsoft.com/office/drawing/2016/5/11/chartex" xmlns:cx6="http://schemas.microsoft.com/office/drawing/2016/5/12/chartex" xmlns:cx7="http://schemas.microsoft.com/office/drawing/2016/5/13/chartex" xmlns:cx8="http://schemas.microsoft.com/office/drawing/2016/5/14/chartex" xmlns:mc="http://schemas.openxmlformats.org/markup-compatibility/2006" xmlns:aink="http://schemas.microsoft.com/office/drawing/2016/ink" xmlns:am3d="http://schemas.microsoft.com/office/drawing/2017/model3d" xmlns:o="urn:schemas-microsoft-com:office:office" xmlns:oel="http://schemas.microsoft.com/office/2019/extlst" xmlns:r="http://schemas.openxmlformats.org/officeDocument/2006/relationships" xmlns:m="http://schemas.openxmlformats.org/officeDocument/2006/math" xmlns:v="urn:schemas-microsoft-com:vml" xmlns:wp14="http://schemas.microsoft.com/office/word/2010/wordprocessingDrawing" xmlns:wp="http://schemas.openxmlformats.org/drawingml/2006/wordprocessingDrawing" xmlns:w10="urn:schemas-microsoft-com:office:word" xmlns:w="http://schemas.openxmlformats.org/wordprocessingml/2006/main" xmlns:w14="http://schemas.microsoft.com/office/word/2010/wordml" xmlns:w15="http://schemas.microsoft.com/office/word/2012/wordml" xmlns:w16cex="http://schemas.microsoft.com/office/word/2018/wordml/cex" xmlns:w16cid="http://schemas.microsoft.com/office/word/2016/wordml/cid" xmlns:w16="http://schemas.microsoft.com/office/word/2018/wordml" xmlns:w16du="http://schemas.microsoft.com/office/word/2023/wordml/word16du" xmlns:w16sdtdh="http://schemas.microsoft.com/office/word/2020/wordml/sdtdatahash" xmlns:w16sdtfl="http://schemas.microsoft.com/office/word/2024/wordml/sdtformatlock" xmlns:w16se="http://schemas.microsoft.com/office/word/2015/wordml/symex" xmlns:wpg="http://schemas.microsoft.com/office/word/2010/wordprocessingGroup" xmlns:wpi="http://schemas.microsoft.com/office/word/2010/wordprocessingInk" xmlns:wne="http://schemas.microsoft.com/office/word/2006/wordml" xmlns:wps="http://schemas.microsoft.com/office/word/2010/wordprocessingShape" mc:Ignorable="w14 w15 w16se w16cid w16 w16cex w16sdtdh w16sdtfl w16du wp14">
   <w:abstractNum w:abstractNumId="0" w15:restartNumberingAfterBreak="0">
     <w:nsid w:val="FFFFFF7C"/>
     <w:multiLevelType w:val="singleLevel"/>
